--- a/docs/input/diete_converted.docx
+++ b/docs/input/diete_converted.docx
@@ -4,1123 +4,15 @@
   <w:body>
     <w:p>
       <w:pPr>
-        <w:pStyle w:val="a3"/>
-        <w:tabs>
-          <w:tab w:val="clear" w:pos="4536"/>
-          <w:tab w:val="clear" w:pos="9072"/>
-          <w:tab w:val="left" w:pos="709"/>
-        </w:tabs>
-        <w:rPr>
-          <w:rFonts w:ascii="Gill Sans MT" w:hAnsi="Gill Sans MT"/>
-          <w:sz w:val="24"/>
+        <w:jc w:val="center"/>
+        <w:rPr>
+          <w:b/>
+          <w:bCs/>
+          <w:sz w:val="32"/>
         </w:rPr>
       </w:pPr>
       <w:bookmarkStart w:id="0" w:name="_GoBack"/>
       <w:bookmarkEnd w:id="0"/>
-      <w:r>
-        <w:rPr>
-          <w:rFonts w:ascii="Gill Sans MT" w:hAnsi="Gill Sans MT"/>
-          <w:noProof/>
-          <w:sz w:val="24"/>
-        </w:rPr>
-        <w:pict>
-          <v:shapetype id="_x0000_t202" coordsize="21600,21600" o:spt="202" path="m,l,21600r21600,l21600,xe">
-            <v:stroke joinstyle="miter"/>
-            <v:path gradientshapeok="t" o:connecttype="rect"/>
-          </v:shapetype>
-          <v:shape id="_x0000_s1028" type="#_x0000_t202" style="position:absolute;margin-left:-30.8pt;margin-top:-27.6pt;width:207pt;height:117pt;z-index:251658240" o:allowincell="f">
-            <v:shadow on="t" offset="6pt,6pt"/>
-            <v:textbox style="mso-next-textbox:#_x0000_s1028">
-              <w:txbxContent>
-                <w:p>
-                  <w:pPr>
-                    <w:pStyle w:val="9"/>
-                    <w:rPr>
-                      <w:rFonts w:ascii="Calibri" w:hAnsi="Calibri" w:cs="Calibri"/>
-                      <w:b/>
-                      <w:bCs/>
-                      <w:sz w:val="28"/>
-                      <w:szCs w:val="28"/>
-                    </w:rPr>
-                  </w:pPr>
-                  <w:r>
-                    <w:rPr>
-                      <w:rFonts w:ascii="Calibri" w:hAnsi="Calibri" w:cs="Calibri"/>
-                      <w:b/>
-                      <w:bCs/>
-                      <w:sz w:val="28"/>
-                      <w:szCs w:val="28"/>
-                    </w:rPr>
-                    <w:t>SERVICE DIETETIQUE</w:t>
-                  </w:r>
-                </w:p>
-                <w:p>
-                  <w:pPr>
-                    <w:pStyle w:val="9"/>
-                    <w:rPr>
-                      <w:rFonts w:ascii="Calibri" w:hAnsi="Calibri" w:cs="Calibri"/>
-                      <w:b/>
-                      <w:bCs/>
-                      <w:sz w:val="28"/>
-                      <w:szCs w:val="28"/>
-                    </w:rPr>
-                  </w:pPr>
-                  <w:r>
-                    <w:rPr>
-                      <w:rFonts w:ascii="Calibri" w:hAnsi="Calibri" w:cs="Calibri"/>
-                      <w:b/>
-                      <w:bCs/>
-                      <w:sz w:val="28"/>
-                      <w:szCs w:val="28"/>
-                    </w:rPr>
-                    <w:t>HOPITAL NORD</w:t>
-                  </w:r>
-                </w:p>
-                <w:p>
-                  <w:pPr>
-                    <w:pStyle w:val="a4"/>
-                    <w:jc w:val="center"/>
-                  </w:pPr>
-                  <w:r>
-                    <w:rPr>
-                      <w:rFonts w:ascii="Comic Sans MS" w:hAnsi="Comic Sans MS"/>
-                      <w:b/>
-                      <w:i/>
-                      <w:noProof/>
-                      <w:sz w:val="32"/>
-                    </w:rPr>
-                    <w:pict>
-                      <v:shapetype id="_x0000_t75" coordsize="21600,21600" o:spt="75" o:preferrelative="t" path="m@4@5l@4@11@9@11@9@5xe" filled="f" stroked="f">
-                        <v:stroke joinstyle="miter"/>
-                        <v:formulas>
-                          <v:f eqn="if lineDrawn pixelLineWidth 0"/>
-                          <v:f eqn="sum @0 1 0"/>
-                          <v:f eqn="sum 0 0 @1"/>
-                          <v:f eqn="prod @2 1 2"/>
-                          <v:f eqn="prod @3 21600 pixelWidth"/>
-                          <v:f eqn="prod @3 21600 pixelHeight"/>
-                          <v:f eqn="sum @0 0 1"/>
-                          <v:f eqn="prod @6 1 2"/>
-                          <v:f eqn="prod @7 21600 pixelWidth"/>
-                          <v:f eqn="sum @8 21600 0"/>
-                          <v:f eqn="prod @7 21600 pixelHeight"/>
-                          <v:f eqn="sum @10 21600 0"/>
-                        </v:formulas>
-                        <v:path o:extrusionok="f" gradientshapeok="t" o:connecttype="rect"/>
-                        <o:lock v:ext="edit" aspectratio="t"/>
-                      </v:shapetype>
-                      <v:shape id="Image 2" o:spid="_x0000_i1025" type="#_x0000_t75" style="width:55pt;height:65pt;visibility:visible">
-                        <v:imagedata r:id="rId5" o:title=""/>
-                      </v:shape>
-                    </w:pict>
-                  </w:r>
-                </w:p>
-                <w:p>
-                  <w:pPr>
-                    <w:jc w:val="both"/>
-                    <w:rPr>
-                      <w:rFonts w:ascii="Comic Sans MS" w:hAnsi="Comic Sans MS"/>
-                      <w:b/>
-                      <w:i/>
-                      <w:sz w:val="32"/>
-                    </w:rPr>
-                  </w:pPr>
-                  <w:r>
-                    <w:rPr>
-                      <w:rFonts w:ascii="Comic Sans MS" w:hAnsi="Comic Sans MS"/>
-                      <w:b/>
-                      <w:i/>
-                      <w:sz w:val="32"/>
-                    </w:rPr>
-                    <w:t xml:space="preserve">                                </w:t>
-                  </w:r>
-                </w:p>
-                <w:p>
-                  <w:pPr>
-                    <w:jc w:val="both"/>
-                    <w:rPr>
-                      <w:b/>
-                      <w:i/>
-                      <w:sz w:val="28"/>
-                    </w:rPr>
-                  </w:pPr>
-                  <w:r>
-                    <w:rPr>
-                      <w:rFonts w:ascii="Comic Sans MS" w:hAnsi="Comic Sans MS"/>
-                      <w:b/>
-                      <w:i/>
-                      <w:sz w:val="32"/>
-                    </w:rPr>
-                    <w:t xml:space="preserve">                                 </w:t>
-                  </w:r>
-                </w:p>
-                <w:p>
-                  <w:pPr>
-                    <w:rPr>
-                      <w:b/>
-                      <w:i/>
-                      <w:sz w:val="28"/>
-                    </w:rPr>
-                  </w:pPr>
-                </w:p>
-                <w:p>
-                  <w:pPr>
-                    <w:rPr>
-                      <w:b/>
-                      <w:i/>
-                      <w:sz w:val="28"/>
-                    </w:rPr>
-                  </w:pPr>
-                </w:p>
-              </w:txbxContent>
-            </v:textbox>
-          </v:shape>
-        </w:pict>
-      </w:r>
-    </w:p>
-    <w:p>
-      <w:pPr>
-        <w:pStyle w:val="a3"/>
-        <w:tabs>
-          <w:tab w:val="clear" w:pos="4536"/>
-          <w:tab w:val="clear" w:pos="9072"/>
-          <w:tab w:val="left" w:pos="709"/>
-        </w:tabs>
-        <w:rPr>
-          <w:rFonts w:ascii="Gill Sans MT" w:hAnsi="Gill Sans MT"/>
-          <w:sz w:val="24"/>
-        </w:rPr>
-      </w:pPr>
-    </w:p>
-    <w:p>
-      <w:pPr>
-        <w:pStyle w:val="a3"/>
-        <w:tabs>
-          <w:tab w:val="clear" w:pos="4536"/>
-          <w:tab w:val="clear" w:pos="9072"/>
-          <w:tab w:val="left" w:pos="709"/>
-        </w:tabs>
-        <w:rPr>
-          <w:rFonts w:ascii="Gill Sans MT" w:hAnsi="Gill Sans MT"/>
-          <w:sz w:val="24"/>
-        </w:rPr>
-      </w:pPr>
-    </w:p>
-    <w:p>
-      <w:pPr>
-        <w:pStyle w:val="a3"/>
-        <w:tabs>
-          <w:tab w:val="clear" w:pos="4536"/>
-          <w:tab w:val="clear" w:pos="9072"/>
-          <w:tab w:val="left" w:pos="709"/>
-        </w:tabs>
-        <w:rPr>
-          <w:rFonts w:ascii="Gill Sans MT" w:hAnsi="Gill Sans MT"/>
-          <w:sz w:val="24"/>
-        </w:rPr>
-      </w:pPr>
-      <w:r>
-        <w:rPr>
-          <w:rFonts w:ascii="Gill Sans MT" w:hAnsi="Gill Sans MT"/>
-          <w:sz w:val="24"/>
-        </w:rPr>
-        <w:t xml:space="preserve">                                  </w:t>
-      </w:r>
-    </w:p>
-    <w:p>
-      <w:pPr>
-        <w:pStyle w:val="a3"/>
-        <w:tabs>
-          <w:tab w:val="clear" w:pos="4536"/>
-          <w:tab w:val="clear" w:pos="9072"/>
-          <w:tab w:val="left" w:pos="709"/>
-        </w:tabs>
-        <w:rPr>
-          <w:rFonts w:ascii="Gill Sans MT" w:hAnsi="Gill Sans MT"/>
-          <w:sz w:val="24"/>
-        </w:rPr>
-      </w:pPr>
-      <w:r>
-        <w:rPr>
-          <w:rFonts w:ascii="Gill Sans MT" w:hAnsi="Gill Sans MT"/>
-          <w:sz w:val="24"/>
-        </w:rPr>
-        <w:tab/>
-      </w:r>
-    </w:p>
-    <w:p>
-      <w:pPr>
-        <w:pStyle w:val="a3"/>
-        <w:tabs>
-          <w:tab w:val="clear" w:pos="4536"/>
-          <w:tab w:val="clear" w:pos="9072"/>
-          <w:tab w:val="left" w:pos="709"/>
-        </w:tabs>
-        <w:rPr>
-          <w:rFonts w:ascii="Gill Sans MT" w:hAnsi="Gill Sans MT"/>
-          <w:sz w:val="24"/>
-        </w:rPr>
-      </w:pPr>
-      <w:r>
-        <w:rPr>
-          <w:rFonts w:ascii="Gill Sans MT" w:hAnsi="Gill Sans MT"/>
-          <w:sz w:val="24"/>
-        </w:rPr>
-        <w:tab/>
-      </w:r>
-    </w:p>
-    <w:p/>
-    <w:p/>
-    <w:p>
-      <w:pPr>
-        <w:pStyle w:val="a3"/>
-        <w:tabs>
-          <w:tab w:val="clear" w:pos="4536"/>
-          <w:tab w:val="clear" w:pos="9072"/>
-        </w:tabs>
-        <w:rPr>
-          <w:rFonts w:ascii="Gill Sans MT" w:hAnsi="Gill Sans MT"/>
-          <w:sz w:val="24"/>
-        </w:rPr>
-      </w:pPr>
-    </w:p>
-    <w:p>
-      <w:pPr>
-        <w:pStyle w:val="a3"/>
-        <w:tabs>
-          <w:tab w:val="clear" w:pos="4536"/>
-          <w:tab w:val="clear" w:pos="9072"/>
-          <w:tab w:val="left" w:pos="709"/>
-        </w:tabs>
-        <w:rPr>
-          <w:rFonts w:ascii="Gill Sans MT" w:hAnsi="Gill Sans MT"/>
-          <w:sz w:val="24"/>
-        </w:rPr>
-      </w:pPr>
-      <w:r>
-        <w:rPr>
-          <w:rFonts w:ascii="Gill Sans MT" w:hAnsi="Gill Sans MT"/>
-          <w:sz w:val="24"/>
-        </w:rPr>
-        <w:tab/>
-      </w:r>
-    </w:p>
-    <w:p>
-      <w:pPr>
-        <w:pStyle w:val="a3"/>
-        <w:tabs>
-          <w:tab w:val="clear" w:pos="4536"/>
-          <w:tab w:val="clear" w:pos="9072"/>
-          <w:tab w:val="left" w:pos="709"/>
-        </w:tabs>
-        <w:rPr>
-          <w:rFonts w:ascii="Gill Sans MT" w:hAnsi="Gill Sans MT"/>
-          <w:sz w:val="24"/>
-        </w:rPr>
-      </w:pPr>
-      <w:r>
-        <w:rPr>
-          <w:rFonts w:ascii="Gill Sans MT" w:hAnsi="Gill Sans MT"/>
-          <w:sz w:val="24"/>
-        </w:rPr>
-        <w:tab/>
-      </w:r>
-    </w:p>
-    <w:p/>
-    <w:p/>
-    <w:p>
-      <w:pPr>
-        <w:pStyle w:val="a3"/>
-        <w:tabs>
-          <w:tab w:val="clear" w:pos="4536"/>
-          <w:tab w:val="clear" w:pos="9072"/>
-        </w:tabs>
-        <w:rPr>
-          <w:rFonts w:ascii="Gill Sans MT" w:hAnsi="Gill Sans MT"/>
-          <w:sz w:val="24"/>
-        </w:rPr>
-      </w:pPr>
-    </w:p>
-    <w:p/>
-    <w:p>
-      <w:pPr>
-        <w:rPr>
-          <w:b/>
-        </w:rPr>
-      </w:pPr>
-      <w:r>
-        <w:rPr>
-          <w:b/>
-        </w:rPr>
-        <w:t xml:space="preserve"> </w:t>
-      </w:r>
-    </w:p>
-    <w:p>
-      <w:pPr>
-        <w:jc w:val="both"/>
-        <w:rPr>
-          <w:b/>
-        </w:rPr>
-      </w:pPr>
-    </w:p>
-    <w:p>
-      <w:pPr>
-        <w:jc w:val="both"/>
-      </w:pPr>
-      <w:r>
-        <w:rPr>
-          <w:b/>
-        </w:rPr>
-        <w:t xml:space="preserve">      </w:t>
-      </w:r>
-      <w:r>
-        <w:t xml:space="preserve"> </w:t>
-      </w:r>
-    </w:p>
-    <w:p>
-      <w:pPr>
-        <w:jc w:val="both"/>
-      </w:pPr>
-    </w:p>
-    <w:p>
-      <w:pPr>
-        <w:pStyle w:val="a3"/>
-        <w:tabs>
-          <w:tab w:val="clear" w:pos="4536"/>
-          <w:tab w:val="clear" w:pos="9072"/>
-        </w:tabs>
-        <w:rPr>
-          <w:rFonts w:ascii="Gill Sans MT" w:hAnsi="Gill Sans MT"/>
-          <w:sz w:val="24"/>
-        </w:rPr>
-      </w:pPr>
-    </w:p>
-    <w:p>
-      <w:pPr>
-        <w:ind w:left="6381"/>
-        <w:rPr>
-          <w:b/>
-        </w:rPr>
-      </w:pPr>
-      <w:r>
-        <w:rPr>
-          <w:b/>
-        </w:rPr>
-        <w:t>Marseille, le……………</w:t>
-      </w:r>
-    </w:p>
-    <w:p>
-      <w:pPr>
-        <w:rPr>
-          <w:b/>
-        </w:rPr>
-      </w:pPr>
-    </w:p>
-    <w:p>
-      <w:pPr>
-        <w:rPr>
-          <w:b/>
-        </w:rPr>
-      </w:pPr>
-      <w:r>
-        <w:rPr>
-          <w:b/>
-        </w:rPr>
-        <w:t xml:space="preserve"> </w:t>
-      </w:r>
-    </w:p>
-    <w:p>
-      <w:pPr>
-        <w:pStyle w:val="6"/>
-        <w:rPr>
-          <w:rFonts w:ascii="Gill Sans MT" w:hAnsi="Gill Sans MT"/>
-          <w:b w:val="0"/>
-          <w:sz w:val="24"/>
-        </w:rPr>
-      </w:pPr>
-      <w:r>
-        <w:rPr>
-          <w:rFonts w:ascii="Gill Sans MT" w:hAnsi="Gill Sans MT"/>
-          <w:noProof/>
-          <w:sz w:val="24"/>
-        </w:rPr>
-        <w:pict>
-          <v:shape id="_x0000_s1027" type="#_x0000_t202" style="position:absolute;left:0;text-align:left;margin-left:94.75pt;margin-top:16.9pt;width:309.6pt;height:117pt;z-index:251657216" o:allowincell="f">
-            <v:shadow on="t" offset="-6pt,-6pt"/>
-            <v:textbox style="mso-next-textbox:#_x0000_s1027">
-              <w:txbxContent>
-                <w:p>
-                  <w:pPr>
-                    <w:pStyle w:val="a3"/>
-                    <w:tabs>
-                      <w:tab w:val="clear" w:pos="4536"/>
-                      <w:tab w:val="clear" w:pos="9072"/>
-                    </w:tabs>
-                    <w:rPr>
-                      <w:rFonts w:ascii="Gill Sans MT" w:hAnsi="Gill Sans MT"/>
-                    </w:rPr>
-                  </w:pPr>
-                </w:p>
-                <w:p>
-                  <w:pPr>
-                    <w:pStyle w:val="a3"/>
-                    <w:tabs>
-                      <w:tab w:val="clear" w:pos="4536"/>
-                      <w:tab w:val="clear" w:pos="9072"/>
-                    </w:tabs>
-                    <w:rPr>
-                      <w:rFonts w:ascii="Gill Sans MT" w:hAnsi="Gill Sans MT"/>
-                    </w:rPr>
-                  </w:pPr>
-                </w:p>
-                <w:p>
-                  <w:pPr>
-                    <w:jc w:val="center"/>
-                    <w:rPr>
-                      <w:b/>
-                      <w:bCs/>
-                      <w:sz w:val="28"/>
-                    </w:rPr>
-                  </w:pPr>
-                </w:p>
-                <w:p>
-                  <w:pPr>
-                    <w:jc w:val="center"/>
-                  </w:pPr>
-                  <w:r>
-                    <w:rPr>
-                      <w:b/>
-                      <w:bCs/>
-                      <w:sz w:val="28"/>
-                    </w:rPr>
-                    <w:t>DIABETE GESTATIONNEL</w:t>
-                  </w:r>
-                </w:p>
-                <w:p/>
-                <w:p/>
-                <w:p/>
-              </w:txbxContent>
-            </v:textbox>
-          </v:shape>
-        </w:pict>
-      </w:r>
-      <w:r>
-        <w:rPr>
-          <w:rFonts w:ascii="Gill Sans MT" w:hAnsi="Gill Sans MT"/>
-          <w:b w:val="0"/>
-          <w:sz w:val="24"/>
-        </w:rPr>
-        <w:tab/>
-      </w:r>
-      <w:r>
-        <w:rPr>
-          <w:rFonts w:ascii="Gill Sans MT" w:hAnsi="Gill Sans MT"/>
-          <w:b w:val="0"/>
-          <w:sz w:val="24"/>
-        </w:rPr>
-        <w:tab/>
-      </w:r>
-      <w:r>
-        <w:rPr>
-          <w:rFonts w:ascii="Gill Sans MT" w:hAnsi="Gill Sans MT"/>
-          <w:b w:val="0"/>
-          <w:sz w:val="24"/>
-        </w:rPr>
-        <w:tab/>
-      </w:r>
-      <w:r>
-        <w:rPr>
-          <w:rFonts w:ascii="Gill Sans MT" w:hAnsi="Gill Sans MT"/>
-          <w:b w:val="0"/>
-          <w:sz w:val="24"/>
-        </w:rPr>
-        <w:tab/>
-      </w:r>
-      <w:r>
-        <w:rPr>
-          <w:rFonts w:ascii="Gill Sans MT" w:hAnsi="Gill Sans MT"/>
-          <w:b w:val="0"/>
-          <w:sz w:val="24"/>
-        </w:rPr>
-        <w:tab/>
-      </w:r>
-      <w:r>
-        <w:rPr>
-          <w:rFonts w:ascii="Gill Sans MT" w:hAnsi="Gill Sans MT"/>
-          <w:b w:val="0"/>
-          <w:sz w:val="24"/>
-        </w:rPr>
-        <w:tab/>
-      </w:r>
-      <w:r>
-        <w:rPr>
-          <w:rFonts w:ascii="Gill Sans MT" w:hAnsi="Gill Sans MT"/>
-          <w:b w:val="0"/>
-          <w:sz w:val="24"/>
-        </w:rPr>
-        <w:tab/>
-      </w:r>
-      <w:r>
-        <w:rPr>
-          <w:rFonts w:ascii="Gill Sans MT" w:hAnsi="Gill Sans MT"/>
-          <w:b w:val="0"/>
-          <w:sz w:val="24"/>
-        </w:rPr>
-        <w:tab/>
-      </w:r>
-      <w:r>
-        <w:rPr>
-          <w:rFonts w:ascii="Gill Sans MT" w:hAnsi="Gill Sans MT"/>
-          <w:b w:val="0"/>
-          <w:sz w:val="24"/>
-        </w:rPr>
-        <w:tab/>
-      </w:r>
-      <w:r>
-        <w:rPr>
-          <w:rFonts w:ascii="Gill Sans MT" w:hAnsi="Gill Sans MT"/>
-          <w:b w:val="0"/>
-          <w:sz w:val="24"/>
-        </w:rPr>
-        <w:tab/>
-      </w:r>
-      <w:r>
-        <w:rPr>
-          <w:rFonts w:ascii="Gill Sans MT" w:hAnsi="Gill Sans MT"/>
-          <w:b w:val="0"/>
-          <w:sz w:val="24"/>
-        </w:rPr>
-        <w:tab/>
-      </w:r>
-      <w:r>
-        <w:rPr>
-          <w:rFonts w:ascii="Gill Sans MT" w:hAnsi="Gill Sans MT"/>
-          <w:b w:val="0"/>
-          <w:sz w:val="24"/>
-        </w:rPr>
-        <w:tab/>
-      </w:r>
-      <w:r>
-        <w:rPr>
-          <w:rFonts w:ascii="Gill Sans MT" w:hAnsi="Gill Sans MT"/>
-          <w:b w:val="0"/>
-          <w:sz w:val="24"/>
-        </w:rPr>
-        <w:tab/>
-      </w:r>
-      <w:r>
-        <w:rPr>
-          <w:rFonts w:ascii="Gill Sans MT" w:hAnsi="Gill Sans MT"/>
-          <w:b w:val="0"/>
-          <w:sz w:val="24"/>
-        </w:rPr>
-        <w:tab/>
-      </w:r>
-      <w:r>
-        <w:rPr>
-          <w:rFonts w:ascii="Gill Sans MT" w:hAnsi="Gill Sans MT"/>
-          <w:b w:val="0"/>
-          <w:sz w:val="24"/>
-        </w:rPr>
-        <w:tab/>
-      </w:r>
-      <w:r>
-        <w:rPr>
-          <w:rFonts w:ascii="Gill Sans MT" w:hAnsi="Gill Sans MT"/>
-          <w:b w:val="0"/>
-          <w:sz w:val="24"/>
-        </w:rPr>
-        <w:tab/>
-      </w:r>
-      <w:r>
-        <w:rPr>
-          <w:rFonts w:ascii="Gill Sans MT" w:hAnsi="Gill Sans MT"/>
-          <w:b w:val="0"/>
-          <w:sz w:val="24"/>
-        </w:rPr>
-        <w:tab/>
-      </w:r>
-      <w:r>
-        <w:rPr>
-          <w:rFonts w:ascii="Gill Sans MT" w:hAnsi="Gill Sans MT"/>
-          <w:b w:val="0"/>
-          <w:sz w:val="24"/>
-        </w:rPr>
-        <w:tab/>
-      </w:r>
-      <w:r>
-        <w:rPr>
-          <w:rFonts w:ascii="Gill Sans MT" w:hAnsi="Gill Sans MT"/>
-          <w:b w:val="0"/>
-          <w:sz w:val="24"/>
-        </w:rPr>
-        <w:tab/>
-      </w:r>
-      <w:r>
-        <w:rPr>
-          <w:rFonts w:ascii="Gill Sans MT" w:hAnsi="Gill Sans MT"/>
-          <w:b w:val="0"/>
-          <w:sz w:val="24"/>
-        </w:rPr>
-        <w:tab/>
-      </w:r>
-      <w:r>
-        <w:rPr>
-          <w:rFonts w:ascii="Gill Sans MT" w:hAnsi="Gill Sans MT"/>
-          <w:b w:val="0"/>
-          <w:sz w:val="24"/>
-        </w:rPr>
-        <w:tab/>
-      </w:r>
-      <w:r>
-        <w:rPr>
-          <w:rFonts w:ascii="Gill Sans MT" w:hAnsi="Gill Sans MT"/>
-          <w:b w:val="0"/>
-          <w:sz w:val="24"/>
-        </w:rPr>
-        <w:tab/>
-      </w:r>
-      <w:r>
-        <w:rPr>
-          <w:rFonts w:ascii="Gill Sans MT" w:hAnsi="Gill Sans MT"/>
-          <w:b w:val="0"/>
-          <w:sz w:val="24"/>
-        </w:rPr>
-        <w:tab/>
-      </w:r>
-      <w:r>
-        <w:rPr>
-          <w:rFonts w:ascii="Gill Sans MT" w:hAnsi="Gill Sans MT"/>
-          <w:b w:val="0"/>
-          <w:sz w:val="24"/>
-        </w:rPr>
-        <w:tab/>
-      </w:r>
-      <w:r>
-        <w:rPr>
-          <w:rFonts w:ascii="Gill Sans MT" w:hAnsi="Gill Sans MT"/>
-          <w:b w:val="0"/>
-          <w:sz w:val="24"/>
-        </w:rPr>
-        <w:tab/>
-      </w:r>
-      <w:r>
-        <w:rPr>
-          <w:rFonts w:ascii="Gill Sans MT" w:hAnsi="Gill Sans MT"/>
-          <w:b w:val="0"/>
-          <w:sz w:val="24"/>
-        </w:rPr>
-        <w:tab/>
-      </w:r>
-      <w:r>
-        <w:rPr>
-          <w:rFonts w:ascii="Gill Sans MT" w:hAnsi="Gill Sans MT"/>
-          <w:b w:val="0"/>
-          <w:sz w:val="24"/>
-        </w:rPr>
-        <w:tab/>
-      </w:r>
-      <w:r>
-        <w:rPr>
-          <w:rFonts w:ascii="Gill Sans MT" w:hAnsi="Gill Sans MT"/>
-          <w:b w:val="0"/>
-          <w:sz w:val="24"/>
-        </w:rPr>
-        <w:tab/>
-      </w:r>
-      <w:r>
-        <w:rPr>
-          <w:rFonts w:ascii="Gill Sans MT" w:hAnsi="Gill Sans MT"/>
-          <w:b w:val="0"/>
-          <w:sz w:val="24"/>
-        </w:rPr>
-        <w:tab/>
-      </w:r>
-      <w:r>
-        <w:rPr>
-          <w:rFonts w:ascii="Gill Sans MT" w:hAnsi="Gill Sans MT"/>
-          <w:b w:val="0"/>
-          <w:sz w:val="24"/>
-        </w:rPr>
-        <w:tab/>
-      </w:r>
-      <w:r>
-        <w:rPr>
-          <w:rFonts w:ascii="Gill Sans MT" w:hAnsi="Gill Sans MT"/>
-          <w:b w:val="0"/>
-          <w:sz w:val="24"/>
-        </w:rPr>
-        <w:tab/>
-      </w:r>
-    </w:p>
-    <w:p>
-      <w:pPr>
-        <w:pStyle w:val="a3"/>
-        <w:tabs>
-          <w:tab w:val="clear" w:pos="4536"/>
-          <w:tab w:val="clear" w:pos="9072"/>
-        </w:tabs>
-        <w:rPr>
-          <w:rFonts w:ascii="Gill Sans MT" w:hAnsi="Gill Sans MT"/>
-          <w:sz w:val="24"/>
-        </w:rPr>
-      </w:pPr>
-      <w:r>
-        <w:rPr>
-          <w:rFonts w:ascii="Gill Sans MT" w:hAnsi="Gill Sans MT"/>
-          <w:sz w:val="24"/>
-        </w:rPr>
-        <w:tab/>
-      </w:r>
-      <w:r>
-        <w:rPr>
-          <w:rFonts w:ascii="Gill Sans MT" w:hAnsi="Gill Sans MT"/>
-          <w:sz w:val="24"/>
-        </w:rPr>
-        <w:tab/>
-      </w:r>
-      <w:r>
-        <w:rPr>
-          <w:rFonts w:ascii="Gill Sans MT" w:hAnsi="Gill Sans MT"/>
-          <w:sz w:val="24"/>
-        </w:rPr>
-        <w:tab/>
-      </w:r>
-      <w:r>
-        <w:rPr>
-          <w:rFonts w:ascii="Gill Sans MT" w:hAnsi="Gill Sans MT"/>
-          <w:sz w:val="24"/>
-        </w:rPr>
-        <w:tab/>
-      </w:r>
-      <w:r>
-        <w:rPr>
-          <w:rFonts w:ascii="Gill Sans MT" w:hAnsi="Gill Sans MT"/>
-          <w:sz w:val="24"/>
-        </w:rPr>
-        <w:tab/>
-      </w:r>
-      <w:r>
-        <w:rPr>
-          <w:rFonts w:ascii="Gill Sans MT" w:hAnsi="Gill Sans MT"/>
-          <w:sz w:val="24"/>
-        </w:rPr>
-        <w:tab/>
-      </w:r>
-      <w:r>
-        <w:rPr>
-          <w:rFonts w:ascii="Gill Sans MT" w:hAnsi="Gill Sans MT"/>
-          <w:sz w:val="24"/>
-        </w:rPr>
-        <w:tab/>
-      </w:r>
-      <w:r>
-        <w:rPr>
-          <w:rFonts w:ascii="Gill Sans MT" w:hAnsi="Gill Sans MT"/>
-          <w:sz w:val="24"/>
-        </w:rPr>
-        <w:tab/>
-      </w:r>
-      <w:r>
-        <w:rPr>
-          <w:rFonts w:ascii="Gill Sans MT" w:hAnsi="Gill Sans MT"/>
-          <w:sz w:val="24"/>
-        </w:rPr>
-        <w:tab/>
-      </w:r>
-      <w:r>
-        <w:rPr>
-          <w:rFonts w:ascii="Gill Sans MT" w:hAnsi="Gill Sans MT"/>
-          <w:sz w:val="24"/>
-        </w:rPr>
-        <w:tab/>
-      </w:r>
-      <w:r>
-        <w:rPr>
-          <w:rFonts w:ascii="Gill Sans MT" w:hAnsi="Gill Sans MT"/>
-          <w:sz w:val="24"/>
-        </w:rPr>
-        <w:tab/>
-      </w:r>
-      <w:r>
-        <w:rPr>
-          <w:rFonts w:ascii="Gill Sans MT" w:hAnsi="Gill Sans MT"/>
-          <w:sz w:val="24"/>
-        </w:rPr>
-        <w:tab/>
-      </w:r>
-      <w:r>
-        <w:rPr>
-          <w:rFonts w:ascii="Gill Sans MT" w:hAnsi="Gill Sans MT"/>
-          <w:sz w:val="24"/>
-        </w:rPr>
-        <w:tab/>
-      </w:r>
-      <w:r>
-        <w:rPr>
-          <w:rFonts w:ascii="Gill Sans MT" w:hAnsi="Gill Sans MT"/>
-          <w:sz w:val="24"/>
-        </w:rPr>
-        <w:tab/>
-      </w:r>
-      <w:r>
-        <w:rPr>
-          <w:rFonts w:ascii="Gill Sans MT" w:hAnsi="Gill Sans MT"/>
-          <w:sz w:val="24"/>
-        </w:rPr>
-        <w:tab/>
-      </w:r>
-    </w:p>
-    <w:p>
-      <w:pPr>
-        <w:tabs>
-          <w:tab w:val="right" w:pos="7938"/>
-        </w:tabs>
-      </w:pPr>
-      <w:r>
-        <w:tab/>
-      </w:r>
-      <w:r>
-        <w:tab/>
-      </w:r>
-      <w:r>
-        <w:tab/>
-      </w:r>
-      <w:r>
-        <w:tab/>
-      </w:r>
-      <w:r>
-        <w:tab/>
-      </w:r>
-      <w:r>
-        <w:tab/>
-      </w:r>
-      <w:r>
-        <w:tab/>
-      </w:r>
-      <w:r>
-        <w:tab/>
-      </w:r>
-      <w:r>
-        <w:tab/>
-      </w:r>
-      <w:r>
-        <w:tab/>
-      </w:r>
-      <w:r>
-        <w:tab/>
-      </w:r>
-      <w:r>
-        <w:tab/>
-      </w:r>
-    </w:p>
-    <w:p/>
-    <w:p>
-      <w:pPr>
-        <w:pStyle w:val="a3"/>
-        <w:tabs>
-          <w:tab w:val="clear" w:pos="4536"/>
-          <w:tab w:val="clear" w:pos="9072"/>
-        </w:tabs>
-        <w:rPr>
-          <w:rFonts w:ascii="Gill Sans MT" w:hAnsi="Gill Sans MT"/>
-          <w:sz w:val="24"/>
-        </w:rPr>
-      </w:pPr>
-    </w:p>
-    <w:p>
-      <w:pPr>
-        <w:pStyle w:val="a3"/>
-        <w:tabs>
-          <w:tab w:val="clear" w:pos="4536"/>
-          <w:tab w:val="clear" w:pos="9072"/>
-        </w:tabs>
-        <w:rPr>
-          <w:rFonts w:ascii="Gill Sans MT" w:hAnsi="Gill Sans MT"/>
-          <w:sz w:val="24"/>
-        </w:rPr>
-      </w:pPr>
-    </w:p>
-    <w:p>
-      <w:pPr>
-        <w:pStyle w:val="a3"/>
-        <w:tabs>
-          <w:tab w:val="clear" w:pos="4536"/>
-          <w:tab w:val="clear" w:pos="9072"/>
-        </w:tabs>
-        <w:rPr>
-          <w:rFonts w:ascii="Gill Sans MT" w:hAnsi="Gill Sans MT"/>
-          <w:sz w:val="24"/>
-        </w:rPr>
-      </w:pPr>
-    </w:p>
-    <w:p>
-      <w:pPr>
-        <w:ind w:left="2836"/>
-        <w:jc w:val="center"/>
-      </w:pPr>
-      <w:r>
-        <w:t xml:space="preserve">      </w:t>
-      </w:r>
-      <w:r>
-        <w:rPr>
-          <w:b/>
-        </w:rPr>
-        <w:t>DE M</w:t>
-      </w:r>
-      <w:r>
-        <w:t>……………………</w:t>
-      </w:r>
-      <w:r>
-        <w:t>……………..</w:t>
-      </w:r>
-    </w:p>
-    <w:p/>
-    <w:p/>
-    <w:p>
-      <w:pPr>
-        <w:jc w:val="center"/>
-      </w:pPr>
-    </w:p>
-    <w:p>
-      <w:pPr>
-        <w:ind w:left="2836"/>
-        <w:jc w:val="center"/>
-        <w:rPr>
-          <w:b/>
-        </w:rPr>
-      </w:pPr>
-      <w:r>
-        <w:t xml:space="preserve">                                                                              </w:t>
-      </w:r>
-      <w:r>
-        <w:t xml:space="preserve">                 </w:t>
-      </w:r>
-    </w:p>
-    <w:p>
-      <w:pPr>
-        <w:rPr>
-          <w:b/>
-        </w:rPr>
-      </w:pPr>
-      <w:r>
-        <w:rPr>
-          <w:b/>
-        </w:rPr>
-        <w:t xml:space="preserve">Par :      </w:t>
-      </w:r>
-      <w:r>
-        <w:rPr>
-          <w:b/>
-        </w:rPr>
-        <w:tab/>
-      </w:r>
-      <w:r>
-        <w:rPr>
-          <w:b/>
-        </w:rPr>
-        <w:tab/>
-      </w:r>
-      <w:r>
-        <w:rPr>
-          <w:b/>
-        </w:rPr>
-        <w:t xml:space="preserve">                      </w:t>
-      </w:r>
-      <w:r>
-        <w:rPr>
-          <w:b/>
-        </w:rPr>
-        <w:tab/>
-      </w:r>
-      <w:r>
-        <w:rPr>
-          <w:b/>
-        </w:rPr>
-        <w:tab/>
-      </w:r>
-      <w:r>
-        <w:rPr>
-          <w:b/>
-        </w:rPr>
-        <w:t>Diététicienne</w:t>
-      </w:r>
-    </w:p>
-    <w:p>
-      <w:pPr>
-        <w:pStyle w:val="7"/>
-        <w:ind w:left="0"/>
-        <w:rPr>
-          <w:rFonts w:ascii="Gill Sans MT" w:hAnsi="Gill Sans MT"/>
-          <w:i w:val="0"/>
-          <w:iCs/>
-          <w:sz w:val="24"/>
-        </w:rPr>
-      </w:pPr>
-    </w:p>
-    <w:p>
-      <w:pPr>
-        <w:pStyle w:val="7"/>
-        <w:ind w:left="0"/>
-        <w:rPr>
-          <w:rFonts w:ascii="Gill Sans MT" w:hAnsi="Gill Sans MT"/>
-          <w:i w:val="0"/>
-          <w:iCs/>
-          <w:sz w:val="24"/>
-        </w:rPr>
-      </w:pPr>
-    </w:p>
-    <w:p>
-      <w:pPr>
-        <w:pStyle w:val="7"/>
-        <w:ind w:left="0"/>
-        <w:rPr>
-          <w:rFonts w:ascii="Gill Sans MT" w:hAnsi="Gill Sans MT"/>
-          <w:i w:val="0"/>
-          <w:iCs/>
-          <w:sz w:val="24"/>
-        </w:rPr>
-      </w:pPr>
-      <w:r>
-        <w:rPr>
-          <w:rFonts w:ascii="Gill Sans MT" w:hAnsi="Gill Sans MT"/>
-          <w:i w:val="0"/>
-          <w:iCs/>
-          <w:sz w:val="24"/>
-        </w:rPr>
-        <w:t xml:space="preserve">Service Diététique - Hôpital Nord - Chemin des Bourrely - 13015 MARSEILLE </w:t>
-      </w:r>
-    </w:p>
-    <w:p>
-      <w:pPr>
-        <w:ind w:left="-567" w:right="-573"/>
-        <w:jc w:val="center"/>
-        <w:rPr>
-          <w:b/>
-          <w:bdr w:val="single" w:sz="4" w:space="0" w:color="auto"/>
-        </w:rPr>
-      </w:pPr>
-    </w:p>
-    <w:p>
-      <w:pPr>
-        <w:ind w:left="-567" w:right="-573"/>
-        <w:jc w:val="center"/>
-        <w:rPr>
-          <w:b/>
-          <w:bdr w:val="single" w:sz="4" w:space="0" w:color="auto"/>
-        </w:rPr>
-      </w:pPr>
-    </w:p>
-    <w:p/>
-    <w:p>
-      <w:pPr>
-        <w:jc w:val="center"/>
-        <w:rPr>
-          <w:b/>
-          <w:bCs/>
-          <w:sz w:val="32"/>
-        </w:rPr>
-      </w:pPr>
       <w:r>
         <w:rPr>
           <w:b/>
@@ -1918,6 +810,7 @@
           <w:sz w:val="32"/>
           <w:szCs w:val="32"/>
         </w:rPr>
+        <w:lastRenderedPageBreak/>
         <w:t xml:space="preserve">           </w:t>
       </w:r>
       <w:r>
@@ -3620,7 +2513,17 @@
           <w:sz w:val="32"/>
           <w:szCs w:val="32"/>
         </w:rPr>
-        <w:t>journee  type</w:t>
+        <w:t xml:space="preserve">journee </w:t>
+      </w:r>
+      <w:r>
+        <w:rPr>
+          <w:b/>
+          <w:bCs/>
+          <w:caps/>
+          <w:sz w:val="32"/>
+          <w:szCs w:val="32"/>
+        </w:rPr>
+        <w:t>type</w:t>
       </w:r>
     </w:p>
     <w:p>
@@ -4097,37 +3000,6 @@
         <w:t>œuf dur, jambon……</w:t>
       </w:r>
     </w:p>
-    <w:p>
-      <w:pPr>
-        <w:pStyle w:val="2"/>
-        <w:rPr>
-          <w:rFonts w:ascii="Gill Sans MT" w:hAnsi="Gill Sans MT"/>
-          <w:sz w:val="24"/>
-          <w:szCs w:val="24"/>
-        </w:rPr>
-      </w:pPr>
-    </w:p>
-    <w:p>
-      <w:pPr>
-        <w:pStyle w:val="2"/>
-        <w:rPr>
-          <w:rFonts w:ascii="Gill Sans MT" w:hAnsi="Gill Sans MT"/>
-          <w:sz w:val="24"/>
-          <w:szCs w:val="24"/>
-        </w:rPr>
-      </w:pPr>
-    </w:p>
-    <w:p>
-      <w:pPr>
-        <w:pStyle w:val="2"/>
-        <w:rPr>
-          <w:rFonts w:ascii="Gill Sans MT" w:hAnsi="Gill Sans MT"/>
-          <w:sz w:val="32"/>
-          <w:u w:val="single"/>
-        </w:rPr>
-      </w:pPr>
-    </w:p>
-    <w:p/>
     <w:sectPr>
       <w:pgSz w:w="11906" w:h="16838"/>
       <w:pgMar w:top="1417" w:right="1417" w:bottom="1417" w:left="1417" w:header="708" w:footer="708" w:gutter="0"/>
